--- a/AWS Otel Deployment.docx
+++ b/AWS Otel Deployment.docx
@@ -50,6 +50,22 @@
       <w:r>
         <w:t xml:space="preserve"> )</w:t>
       </w:r>
+      <w:r>
+        <w:t xml:space="preserve"> </w:t>
+      </w:r>
+    </w:p>
+    <w:p>
+      <w:hyperlink r:id="rId6" w:history="1">
+        <w:r>
+          <w:rPr>
+            <w:rStyle w:val="Hyperlink"/>
+          </w:rPr>
+          <w:t>https://github.com/prometheus-community/yet-another-cloudwatch-exporter/blob/master/docs/installation.md</w:t>
+        </w:r>
+      </w:hyperlink>
+      <w:r>
+        <w:t xml:space="preserve"> </w:t>
+      </w:r>
     </w:p>
     <w:p/>
     <w:p>
@@ -58,7 +74,7 @@
           <w:lang w:val="en-US"/>
         </w:rPr>
       </w:pPr>
-      <w:hyperlink r:id="rId6" w:history="1">
+      <w:hyperlink r:id="rId7" w:history="1">
         <w:r>
           <w:rPr>
             <w:rStyle w:val="Hyperlink"/>
@@ -96,7 +112,15 @@
         </w:numPr>
       </w:pPr>
       <w:r>
-        <w:t>YACE-CloudWatch-ReadOnly-Policy</w:t>
+        <w:t>YACE-CloudWatch-</w:t>
+      </w:r>
+      <w:proofErr w:type="spellStart"/>
+      <w:r>
+        <w:t>ReadOnly</w:t>
+      </w:r>
+      <w:proofErr w:type="spellEnd"/>
+      <w:r>
+        <w:t>-Policy</w:t>
       </w:r>
       <w:r>
         <w:t xml:space="preserve"> – IAM policy for YACE</w:t>
@@ -197,35 +221,77 @@
         <w:rPr>
           <w:lang w:val="en-US"/>
         </w:rPr>
-        <w:t xml:space="preserve">        "cloudwatch:GetMetricData",</w:t>
-      </w:r>
-    </w:p>
-    <w:p>
-      <w:pPr>
-        <w:pStyle w:val="ListParagraph"/>
-        <w:rPr>
-          <w:lang w:val="en-US"/>
-        </w:rPr>
-      </w:pPr>
-      <w:r>
-        <w:rPr>
-          <w:lang w:val="en-US"/>
-        </w:rPr>
-        <w:t xml:space="preserve">        "cloudwatch:ListMetrics",</w:t>
-      </w:r>
-    </w:p>
-    <w:p>
-      <w:pPr>
-        <w:pStyle w:val="ListParagraph"/>
-        <w:rPr>
-          <w:lang w:val="en-US"/>
-        </w:rPr>
-      </w:pPr>
-      <w:r>
-        <w:rPr>
-          <w:lang w:val="en-US"/>
-        </w:rPr>
-        <w:t xml:space="preserve">        "tag:GetResources"</w:t>
+        <w:t xml:space="preserve">        "</w:t>
+      </w:r>
+      <w:proofErr w:type="spellStart"/>
+      <w:r>
+        <w:rPr>
+          <w:lang w:val="en-US"/>
+        </w:rPr>
+        <w:t>cloudwatch:GetMetricData</w:t>
+      </w:r>
+      <w:proofErr w:type="spellEnd"/>
+      <w:r>
+        <w:rPr>
+          <w:lang w:val="en-US"/>
+        </w:rPr>
+        <w:t>",</w:t>
+      </w:r>
+    </w:p>
+    <w:p>
+      <w:pPr>
+        <w:pStyle w:val="ListParagraph"/>
+        <w:rPr>
+          <w:lang w:val="en-US"/>
+        </w:rPr>
+      </w:pPr>
+      <w:r>
+        <w:rPr>
+          <w:lang w:val="en-US"/>
+        </w:rPr>
+        <w:t xml:space="preserve">        "</w:t>
+      </w:r>
+      <w:proofErr w:type="spellStart"/>
+      <w:r>
+        <w:rPr>
+          <w:lang w:val="en-US"/>
+        </w:rPr>
+        <w:t>cloudwatch:ListMetrics</w:t>
+      </w:r>
+      <w:proofErr w:type="spellEnd"/>
+      <w:r>
+        <w:rPr>
+          <w:lang w:val="en-US"/>
+        </w:rPr>
+        <w:t>",</w:t>
+      </w:r>
+    </w:p>
+    <w:p>
+      <w:pPr>
+        <w:pStyle w:val="ListParagraph"/>
+        <w:rPr>
+          <w:lang w:val="en-US"/>
+        </w:rPr>
+      </w:pPr>
+      <w:r>
+        <w:rPr>
+          <w:lang w:val="en-US"/>
+        </w:rPr>
+        <w:t xml:space="preserve">        "</w:t>
+      </w:r>
+      <w:proofErr w:type="spellStart"/>
+      <w:r>
+        <w:rPr>
+          <w:lang w:val="en-US"/>
+        </w:rPr>
+        <w:t>tag:GetResources</w:t>
+      </w:r>
+      <w:proofErr w:type="spellEnd"/>
+      <w:r>
+        <w:rPr>
+          <w:lang w:val="en-US"/>
+        </w:rPr>
+        <w:t>"</w:t>
       </w:r>
     </w:p>
     <w:p>
@@ -315,7 +381,15 @@
         </w:numPr>
       </w:pPr>
       <w:r>
-        <w:t>ADOT-AMP-RemoteWrite-Policy</w:t>
+        <w:t>ADOT-AMP-</w:t>
+      </w:r>
+      <w:proofErr w:type="spellStart"/>
+      <w:r>
+        <w:t>RemoteWrite</w:t>
+      </w:r>
+      <w:proofErr w:type="spellEnd"/>
+      <w:r>
+        <w:t>-Policy</w:t>
       </w:r>
     </w:p>
     <w:p>
@@ -413,49 +487,105 @@
         <w:rPr>
           <w:lang w:val="en-US"/>
         </w:rPr>
-        <w:t xml:space="preserve">        "aps:RemoteWrite",</w:t>
-      </w:r>
-    </w:p>
-    <w:p>
-      <w:pPr>
-        <w:pStyle w:val="ListParagraph"/>
-        <w:rPr>
-          <w:lang w:val="en-US"/>
-        </w:rPr>
-      </w:pPr>
-      <w:r>
-        <w:rPr>
-          <w:lang w:val="en-US"/>
-        </w:rPr>
-        <w:t xml:space="preserve">        "aps:GetSeries",</w:t>
-      </w:r>
-    </w:p>
-    <w:p>
-      <w:pPr>
-        <w:pStyle w:val="ListParagraph"/>
-        <w:rPr>
-          <w:lang w:val="en-US"/>
-        </w:rPr>
-      </w:pPr>
-      <w:r>
-        <w:rPr>
-          <w:lang w:val="en-US"/>
-        </w:rPr>
-        <w:t xml:space="preserve">        "aps:GetLabels",</w:t>
-      </w:r>
-    </w:p>
-    <w:p>
-      <w:pPr>
-        <w:pStyle w:val="ListParagraph"/>
-        <w:rPr>
-          <w:lang w:val="en-US"/>
-        </w:rPr>
-      </w:pPr>
-      <w:r>
-        <w:rPr>
-          <w:lang w:val="en-US"/>
-        </w:rPr>
-        <w:t xml:space="preserve">        "aps:GetMetricMetadata"</w:t>
+        <w:t xml:space="preserve">        "</w:t>
+      </w:r>
+      <w:proofErr w:type="spellStart"/>
+      <w:r>
+        <w:rPr>
+          <w:lang w:val="en-US"/>
+        </w:rPr>
+        <w:t>aps:RemoteWrite</w:t>
+      </w:r>
+      <w:proofErr w:type="spellEnd"/>
+      <w:r>
+        <w:rPr>
+          <w:lang w:val="en-US"/>
+        </w:rPr>
+        <w:t>",</w:t>
+      </w:r>
+    </w:p>
+    <w:p>
+      <w:pPr>
+        <w:pStyle w:val="ListParagraph"/>
+        <w:rPr>
+          <w:lang w:val="en-US"/>
+        </w:rPr>
+      </w:pPr>
+      <w:r>
+        <w:rPr>
+          <w:lang w:val="en-US"/>
+        </w:rPr>
+        <w:t xml:space="preserve">        "</w:t>
+      </w:r>
+      <w:proofErr w:type="spellStart"/>
+      <w:r>
+        <w:rPr>
+          <w:lang w:val="en-US"/>
+        </w:rPr>
+        <w:t>aps:GetSeries</w:t>
+      </w:r>
+      <w:proofErr w:type="spellEnd"/>
+      <w:r>
+        <w:rPr>
+          <w:lang w:val="en-US"/>
+        </w:rPr>
+        <w:t>",</w:t>
+      </w:r>
+    </w:p>
+    <w:p>
+      <w:pPr>
+        <w:pStyle w:val="ListParagraph"/>
+        <w:rPr>
+          <w:lang w:val="en-US"/>
+        </w:rPr>
+      </w:pPr>
+      <w:r>
+        <w:rPr>
+          <w:lang w:val="en-US"/>
+        </w:rPr>
+        <w:t xml:space="preserve">        "</w:t>
+      </w:r>
+      <w:proofErr w:type="spellStart"/>
+      <w:r>
+        <w:rPr>
+          <w:lang w:val="en-US"/>
+        </w:rPr>
+        <w:t>aps:GetLabels</w:t>
+      </w:r>
+      <w:proofErr w:type="spellEnd"/>
+      <w:r>
+        <w:rPr>
+          <w:lang w:val="en-US"/>
+        </w:rPr>
+        <w:t>",</w:t>
+      </w:r>
+    </w:p>
+    <w:p>
+      <w:pPr>
+        <w:pStyle w:val="ListParagraph"/>
+        <w:rPr>
+          <w:lang w:val="en-US"/>
+        </w:rPr>
+      </w:pPr>
+      <w:r>
+        <w:rPr>
+          <w:lang w:val="en-US"/>
+        </w:rPr>
+        <w:t xml:space="preserve">        "</w:t>
+      </w:r>
+      <w:proofErr w:type="spellStart"/>
+      <w:r>
+        <w:rPr>
+          <w:lang w:val="en-US"/>
+        </w:rPr>
+        <w:t>aps:GetMetricMetadata</w:t>
+      </w:r>
+      <w:proofErr w:type="spellEnd"/>
+      <w:r>
+        <w:rPr>
+          <w:lang w:val="en-US"/>
+        </w:rPr>
+        <w:t>"</w:t>
       </w:r>
     </w:p>
     <w:p>
@@ -554,11 +684,14 @@
         <w:rPr>
           <w:lang w:val="en-US"/>
         </w:rPr>
+        <w:lastRenderedPageBreak/>
         <w:t xml:space="preserve">Create EKS cluster IAM role with permission: </w:t>
       </w:r>
+      <w:proofErr w:type="spellStart"/>
       <w:r>
         <w:t>AmazonEKSClusterPolicy</w:t>
       </w:r>
+      <w:proofErr w:type="spellEnd"/>
     </w:p>
     <w:p>
       <w:pPr>
@@ -569,32 +702,35 @@
         </w:numPr>
       </w:pPr>
       <w:r>
-        <w:lastRenderedPageBreak/>
         <w:t xml:space="preserve">Create  Node group IAM role with permissions - </w:t>
       </w:r>
-      <w:hyperlink r:id="rId7" w:anchor="/policies/details/arn%3Aaws%3Aiam%3A%3Aaws%3Apolicy%2FAmazonEKSWorkerNodePolicy" w:tgtFrame="_blank" w:history="1">
+      <w:hyperlink r:id="rId8" w:anchor="/policies/details/arn%3Aaws%3Aiam%3A%3Aaws%3Apolicy%2FAmazonEKSWorkerNodePolicy" w:tgtFrame="_blank" w:history="1">
+        <w:proofErr w:type="spellStart"/>
         <w:r>
           <w:rPr>
             <w:rStyle w:val="Hyperlink"/>
           </w:rPr>
           <w:t>AmazonEKSWorkerNodePolicy</w:t>
         </w:r>
+        <w:proofErr w:type="spellEnd"/>
       </w:hyperlink>
       <w:r>
         <w:t xml:space="preserve">, </w:t>
       </w:r>
-      <w:hyperlink r:id="rId8" w:anchor="/policies/details/arn%3Aaws%3Aiam%3A%3Aaws%3Apolicy%2FAmazonEKS_CNI_Policy" w:tgtFrame="_blank" w:history="1">
+      <w:hyperlink r:id="rId9" w:anchor="/policies/details/arn%3Aaws%3Aiam%3A%3Aaws%3Apolicy%2FAmazonEKS_CNI_Policy" w:tgtFrame="_blank" w:history="1">
+        <w:proofErr w:type="spellStart"/>
         <w:r>
           <w:rPr>
             <w:rStyle w:val="Hyperlink"/>
           </w:rPr>
           <w:t>AmazonEKS_CNI_Policy</w:t>
         </w:r>
+        <w:proofErr w:type="spellEnd"/>
       </w:hyperlink>
       <w:r>
         <w:t xml:space="preserve">, </w:t>
       </w:r>
-      <w:hyperlink r:id="rId9" w:anchor="/policies/details/arn%3Aaws%3Aiam%3A%3Aaws%3Apolicy%2FAmazonEC2ContainerRegistryReadOnly" w:tgtFrame="_blank" w:history="1">
+      <w:hyperlink r:id="rId10" w:anchor="/policies/details/arn%3Aaws%3Aiam%3A%3Aaws%3Apolicy%2FAmazonEC2ContainerRegistryReadOnly" w:tgtFrame="_blank" w:history="1">
         <w:r>
           <w:rPr>
             <w:rStyle w:val="Hyperlink"/>
@@ -668,7 +804,7 @@
       <w:r>
         <w:t xml:space="preserve">Endpoint: </w:t>
       </w:r>
-      <w:hyperlink r:id="rId10" w:history="1">
+      <w:hyperlink r:id="rId11" w:history="1">
         <w:r>
           <w:rPr>
             <w:rStyle w:val="Hyperlink"/>
@@ -712,10 +848,31 @@
           <w:numId w:val="1"/>
         </w:numPr>
       </w:pPr>
-      <w:r>
-        <w:t xml:space="preserve">eksctl utils associate-iam-oidc-provider --cluster </w:t>
-      </w:r>
-      <w:hyperlink r:id="rId11" w:history="1">
+      <w:proofErr w:type="spellStart"/>
+      <w:r>
+        <w:t>eksctl</w:t>
+      </w:r>
+      <w:proofErr w:type="spellEnd"/>
+      <w:r>
+        <w:t xml:space="preserve"> utils associate-</w:t>
+      </w:r>
+      <w:proofErr w:type="spellStart"/>
+      <w:r>
+        <w:t>iam</w:t>
+      </w:r>
+      <w:proofErr w:type="spellEnd"/>
+      <w:r>
+        <w:t>-</w:t>
+      </w:r>
+      <w:proofErr w:type="spellStart"/>
+      <w:r>
+        <w:t>oidc</w:t>
+      </w:r>
+      <w:proofErr w:type="spellEnd"/>
+      <w:r>
+        <w:t xml:space="preserve">-provider --cluster </w:t>
+      </w:r>
+      <w:hyperlink r:id="rId12" w:history="1">
         <w:r>
           <w:rPr>
             <w:rStyle w:val="Hyperlink"/>
@@ -770,7 +927,23 @@
         </w:numPr>
       </w:pPr>
       <w:r>
-        <w:t>aws eks describe-cluster --name otel-cluster --region ap-south-1 --query "cluster.identity.oidc.issuer" --output text</w:t>
+        <w:t xml:space="preserve">aws </w:t>
+      </w:r>
+      <w:proofErr w:type="spellStart"/>
+      <w:r>
+        <w:t>eks</w:t>
+      </w:r>
+      <w:proofErr w:type="spellEnd"/>
+      <w:r>
+        <w:t xml:space="preserve"> describe-cluster --name otel-cluster --region ap-south-1 --query "</w:t>
+      </w:r>
+      <w:proofErr w:type="spellStart"/>
+      <w:r>
+        <w:t>cluster.identity.oidc.issuer</w:t>
+      </w:r>
+      <w:proofErr w:type="spellEnd"/>
+      <w:r>
+        <w:t>" --output text</w:t>
       </w:r>
     </w:p>
     <w:p>
@@ -792,9 +965,11 @@
       <w:r>
         <w:t xml:space="preserve">Create a file - </w:t>
       </w:r>
+      <w:proofErr w:type="spellStart"/>
       <w:r>
         <w:t>yace-trust.json</w:t>
       </w:r>
+      <w:proofErr w:type="spellEnd"/>
     </w:p>
     <w:p>
       <w:pPr>
@@ -846,7 +1021,15 @@
         <w:ind w:left="360"/>
       </w:pPr>
       <w:r>
-        <w:t xml:space="preserve">    "Action": "sts:AssumeRoleWithWebIdentity",</w:t>
+        <w:t xml:space="preserve">    "Action": "</w:t>
+      </w:r>
+      <w:proofErr w:type="spellStart"/>
+      <w:r>
+        <w:t>sts:AssumeRoleWithWebIdentity</w:t>
+      </w:r>
+      <w:proofErr w:type="spellEnd"/>
+      <w:r>
+        <w:t>",</w:t>
       </w:r>
     </w:p>
     <w:p>
@@ -854,7 +1037,31 @@
         <w:ind w:left="360"/>
       </w:pPr>
       <w:r>
-        <w:t xml:space="preserve">    "Condition": {"StringEquals": {"oidc.eks.ap-south-1.amazonaws.com/id/YOUR_OIDC_ID:sub": "system:serviceaccount:monitoring:yace-sa"}}</w:t>
+        <w:t xml:space="preserve">    "Condition": {"</w:t>
+      </w:r>
+      <w:proofErr w:type="spellStart"/>
+      <w:r>
+        <w:t>StringEquals</w:t>
+      </w:r>
+      <w:proofErr w:type="spellEnd"/>
+      <w:r>
+        <w:t>": {"oidc.eks.ap-south-1.amazonaws.com/id/</w:t>
+      </w:r>
+      <w:proofErr w:type="spellStart"/>
+      <w:r>
+        <w:t>YOUR_OIDC_ID:sub</w:t>
+      </w:r>
+      <w:proofErr w:type="spellEnd"/>
+      <w:r>
+        <w:t>": "</w:t>
+      </w:r>
+      <w:proofErr w:type="spellStart"/>
+      <w:r>
+        <w:t>system:serviceaccount:monitoring:yace-sa</w:t>
+      </w:r>
+      <w:proofErr w:type="spellEnd"/>
+      <w:r>
+        <w:t>"}}</w:t>
       </w:r>
     </w:p>
     <w:p>
@@ -895,7 +1102,15 @@
         </w:numPr>
       </w:pPr>
       <w:r>
-        <w:t>aws iam create-role --role-name YACE-IRSA-Role --assume-role-policy-document file://yace-trust.json</w:t>
+        <w:t xml:space="preserve">aws </w:t>
+      </w:r>
+      <w:proofErr w:type="spellStart"/>
+      <w:r>
+        <w:t>iam</w:t>
+      </w:r>
+      <w:proofErr w:type="spellEnd"/>
+      <w:r>
+        <w:t xml:space="preserve"> create-role --role-name YACE-IRSA-Role --assume-role-policy-document file://yace-trust.json</w:t>
       </w:r>
     </w:p>
     <w:p>
@@ -907,13 +1122,45 @@
         </w:numPr>
       </w:pPr>
       <w:r>
-        <w:t>aws iam attach-role-policy --role-name YACE-IRSA-Role --policy-arn arn:aws:iam::</w:t>
+        <w:t xml:space="preserve">aws </w:t>
+      </w:r>
+      <w:proofErr w:type="spellStart"/>
+      <w:r>
+        <w:t>iam</w:t>
+      </w:r>
+      <w:proofErr w:type="spellEnd"/>
+      <w:r>
+        <w:t xml:space="preserve"> attach-role-policy --role-name YACE-IRSA-Role --policy-</w:t>
+      </w:r>
+      <w:proofErr w:type="spellStart"/>
+      <w:r>
+        <w:t>arn</w:t>
+      </w:r>
+      <w:proofErr w:type="spellEnd"/>
+      <w:r>
+        <w:t xml:space="preserve"> </w:t>
+      </w:r>
+      <w:proofErr w:type="spellStart"/>
+      <w:r>
+        <w:t>arn:aws:iam</w:t>
+      </w:r>
+      <w:proofErr w:type="spellEnd"/>
+      <w:r>
+        <w:t>::</w:t>
       </w:r>
       <w:r>
         <w:t>103879232251</w:t>
       </w:r>
       <w:r>
-        <w:t>:policy/YACE-CloudWatch-ReadOnly-Policy</w:t>
+        <w:t>:policy/YACE-CloudWatch-</w:t>
+      </w:r>
+      <w:proofErr w:type="spellStart"/>
+      <w:r>
+        <w:t>ReadOnly</w:t>
+      </w:r>
+      <w:proofErr w:type="spellEnd"/>
+      <w:r>
+        <w:t>-Policy</w:t>
       </w:r>
     </w:p>
     <w:p>
@@ -937,6 +1184,7 @@
         </w:numPr>
       </w:pPr>
       <w:r>
+        <w:lastRenderedPageBreak/>
         <w:t>Service Account + IRSA Annotation</w:t>
       </w:r>
     </w:p>
@@ -1742,6 +1990,7 @@
   <w:style w:type="character" w:default="1" w:styleId="DefaultParagraphFont">
     <w:name w:val="Default Paragraph Font"/>
     <w:uiPriority w:val="1"/>
+    <w:semiHidden/>
     <w:unhideWhenUsed/>
   </w:style>
   <w:style w:type="table" w:default="1" w:styleId="TableNormal">
